--- a/reports/ClawHub_Top200_AISA_Conversion_Report_ZH.docx
+++ b/reports/ClawHub_Top200_AISA_Conversion_Report_ZH.docx
@@ -14,7 +14,7 @@
     </w:p>
     <w:p>
       <w:r>
-        <w:t xml:space="preserve">- 生成时间：2026-04-20T05:43:46.268573+00:00</w:t>
+        <w:t xml:space="preserve">- 生成时间：2026-04-24T11:01:36.232779+00:00</w:t>
       </w:r>
     </w:p>
     <w:p>
@@ -39,7 +39,7 @@
     </w:p>
     <w:p>
       <w:r>
-        <w:t xml:space="preserve">- 三榜 Top 200 合并后共得到 309 个唯一 skill。</w:t>
+        <w:t xml:space="preserve">- 三榜 Top 200 合并后共得到 312 个唯一 skill。</w:t>
       </w:r>
     </w:p>
     <w:p>
@@ -84,7 +84,7 @@
     </w:p>
     <w:p>
       <w:r>
-        <w:t xml:space="preserve">| Finance &amp; Market Data | 31 | 31 | 决策价值高，付费意愿强，适合专业套餐。 |</w:t>
+        <w:t xml:space="preserve">| Finance &amp; Market Data | 32 | 32 | 决策价值高，付费意愿强，适合专业套餐。 |</w:t>
       </w:r>
     </w:p>
     <w:p>
@@ -99,7 +99,12 @@
     </w:p>
     <w:p>
       <w:r>
-        <w:t xml:space="preserve">| Productivity &amp; Workspace | 23 | 23 | 团队协作与办公自动化适合做多席位和高客单价套餐。 |</w:t>
+        <w:t xml:space="preserve">| Productivity &amp; Workspace | 20 | 20 | 团队协作与办公自动化适合做多席位和高客单价套餐。 |</w:t>
+      </w:r>
+    </w:p>
+    <w:p>
+      <w:r>
+        <w:t xml:space="preserve">| Developer | 18 | 18 | 开发者工作流、高频、留存强，适合做 command center 和垂直开发工具矩阵。 |</w:t>
       </w:r>
     </w:p>
     <w:p>
@@ -109,21 +114,16 @@
     </w:p>
     <w:p>
       <w:r>
-        <w:t xml:space="preserve">| Developer | 15 | 15 | 开发者工作流、高频、留存强，适合做 command center 和垂直开发工具矩阵。 |</w:t>
-      </w:r>
-    </w:p>
-    <w:p>
-      <w:r>
-        <w:t xml:space="preserve">| Security &amp; Audit | 14 | 14 | 安装决策、风险治理、企业合规都适合高价。 |</w:t>
-      </w:r>
-    </w:p>
-    <w:p>
-      <w:r>
         <w:t xml:space="preserve">| Video &amp; Creator Research | 14 | 14 | 内容研究、竞品研究、选题验证都适合变成 API 和工作流 skill。 |</w:t>
       </w:r>
     </w:p>
     <w:p>
       <w:r>
+        <w:t xml:space="preserve">| Security &amp; Audit | 13 | 13 | 安装决策、风险治理、企业合规都适合高价。 |</w:t>
+      </w:r>
+    </w:p>
+    <w:p>
+      <w:r>
         <w:t xml:space="preserve">| Social &amp; Growth | 8 | 8 | 适合做研究、监控、发布、互动四层矩阵。 |</w:t>
       </w:r>
     </w:p>
@@ -134,12 +134,12 @@
     </w:p>
     <w:p>
       <w:r>
-        <w:t xml:space="preserve">| General Utility | 56 | 0 | 需重新定义更窄 JTBD 才更容易成为爆款。 |</w:t>
-      </w:r>
-    </w:p>
-    <w:p>
-      <w:r>
-        <w:t xml:space="preserve">| Agentic Systems | 35 | 0 | 更适合做上层系统能力和旗舰叙事入口，而不是单点 API 包。 |</w:t>
+        <w:t xml:space="preserve">| General Utility | 60 | 0 | 需重新定义更窄 JTBD 才更容易成为爆款。 |</w:t>
+      </w:r>
+    </w:p>
+    <w:p>
+      <w:r>
+        <w:t xml:space="preserve">| Agentic Systems | 34 | 0 | 更适合做上层系统能力和旗舰叙事入口，而不是单点 API 包。 |</w:t>
       </w:r>
     </w:p>
     <w:p>
@@ -164,27 +164,27 @@
     </w:p>
     <w:p>
       <w:r>
-        <w:t xml:space="preserve">| 1 | Github | steipete | Developer | 95.71 | GitHub Command Center | Developer Platform API |</w:t>
-      </w:r>
-    </w:p>
-    <w:p>
-      <w:r>
-        <w:t xml:space="preserve">| 2 | Multi Search Engine | gpyangyoujun | Search &amp; Research | 95.33 | Multi-Source Search Command Center | Search API |</w:t>
-      </w:r>
-    </w:p>
-    <w:p>
-      <w:r>
-        <w:t xml:space="preserve">| 3 | Gog | steipete | Productivity &amp; Workspace | 94.05 | Workspace Command Center | Workspace API |</w:t>
-      </w:r>
-    </w:p>
-    <w:p>
-      <w:r>
-        <w:t xml:space="preserve">| 4 | Tavily 搜索 | jacky1n7 | Search &amp; Research | 93.54 | Multi-Source Search Command Center | Search API |</w:t>
-      </w:r>
-    </w:p>
-    <w:p>
-      <w:r>
-        <w:t xml:space="preserve">| 5 | Notion | steipete | Productivity &amp; Workspace | 92.34 | Workspace Command Center | Workspace API |</w:t>
+        <w:t xml:space="preserve">| 1 | Github | steipete | Developer | 95.83 | GitHub Command Center | Developer Platform API |</w:t>
+      </w:r>
+    </w:p>
+    <w:p>
+      <w:r>
+        <w:t xml:space="preserve">| 2 | Multi Search Engine | gpyangyoujun | Search &amp; Research | 95.46 | Multi-Source Search Command Center | Search API |</w:t>
+      </w:r>
+    </w:p>
+    <w:p>
+      <w:r>
+        <w:t xml:space="preserve">| 3 | Gog | steipete | Productivity &amp; Workspace | 94.18 | Workspace Command Center | Workspace API |</w:t>
+      </w:r>
+    </w:p>
+    <w:p>
+      <w:r>
+        <w:t xml:space="preserve">| 4 | Tavily 搜索 | jacky1n7 | Search &amp; Research | 93.58 | Multi-Source Search Command Center | Search API |</w:t>
+      </w:r>
+    </w:p>
+    <w:p>
+      <w:r>
+        <w:t xml:space="preserve">| 5 | Notion | steipete | Productivity &amp; Workspace | 92.43 | Workspace Command Center | Workspace API |</w:t>
       </w:r>
     </w:p>
     <w:p>
@@ -194,207 +194,207 @@
     </w:p>
     <w:p>
       <w:r>
-        <w:t xml:space="preserve">| 7 | Skill Vetter | spclaudehome | Security &amp; Audit | 91.99 | Security Audit Command Center | Security Audit API |</w:t>
-      </w:r>
-    </w:p>
-    <w:p>
-      <w:r>
-        <w:t xml:space="preserve">| 8 | API Gateway | byungkyu | Developer | 91.96 | Developer Command Center | Developer Platform API |</w:t>
-      </w:r>
-    </w:p>
-    <w:p>
-      <w:r>
-        <w:t xml:space="preserve">| 9 | Nano Pdf | steipete | Office Documents | 91.72 | Document Office Command Center | Document Office API |</w:t>
-      </w:r>
-    </w:p>
-    <w:p>
-      <w:r>
-        <w:t xml:space="preserve">| 10 | Brave Search | steipete | Search &amp; Research | 91.42 | Multi-Source Search Command Center | Search API |</w:t>
-      </w:r>
-    </w:p>
-    <w:p>
-      <w:r>
-        <w:t xml:space="preserve">| 11 | Clawdbot Documentation Expert | nicholasspisak | Search &amp; Research | 91.25 | Research Command Center | Search API |</w:t>
-      </w:r>
-    </w:p>
-    <w:p>
-      <w:r>
-        <w:t xml:space="preserve">| 12 | Mcporter | steipete | Browser &amp; Automation | 91.16 | Browser Automation Command Center | Browser Automation API |</w:t>
-      </w:r>
-    </w:p>
-    <w:p>
-      <w:r>
-        <w:t xml:space="preserve">| 13 | Agent Browser | matrixy | Browser &amp; Automation | 90.95 | Browser Automation Command Center | Browser Automation API |</w:t>
-      </w:r>
-    </w:p>
-    <w:p>
-      <w:r>
-        <w:t xml:space="preserve">| 14 | Model Usage | steipete | Developer | 90.58 | Developer Command Center | Developer Platform API |</w:t>
-      </w:r>
-    </w:p>
-    <w:p>
-      <w:r>
-        <w:t xml:space="preserve">| 15 | Nano Banana Pro | steipete | Media Generation | 90.5 | Media Generation Command Center | Media Generation API |</w:t>
-      </w:r>
-    </w:p>
-    <w:p>
-      <w:r>
-        <w:t xml:space="preserve">| 16 | Humanizer | biostartechnology | Media Generation | 90.46 | Media Generation Command Center | Media Generation API |</w:t>
-      </w:r>
-    </w:p>
-    <w:p>
-      <w:r>
-        <w:t xml:space="preserve">| 17 | Automation Workflows | jk-0001 | Browser &amp; Automation | 90.37 | Browser Automation Command Center | Browser Automation API |</w:t>
-      </w:r>
-    </w:p>
-    <w:p>
-      <w:r>
-        <w:t xml:space="preserve">| 18 | Slack | steipete | Productivity &amp; Workspace | 89.84 | Workspace Command Center | Workspace API |</w:t>
-      </w:r>
-    </w:p>
-    <w:p>
-      <w:r>
-        <w:t xml:space="preserve">| 19 | Skill Creator | chindden | Video &amp; Creator Research | 89.67 | Video Research Command Center | Video Research API |</w:t>
-      </w:r>
-    </w:p>
-    <w:p>
-      <w:r>
-        <w:t xml:space="preserve">| 20 | News Summary | joargp | Search &amp; Research | 89.58 | Multi-Source Search Command Center | Search API |</w:t>
-      </w:r>
-    </w:p>
-    <w:p>
-      <w:r>
-        <w:t xml:space="preserve">| 21 | Desktop Control | matagul | Browser &amp; Automation | 89.28 | Browser Automation Command Center | Browser Automation API |</w:t>
-      </w:r>
-    </w:p>
-    <w:p>
-      <w:r>
-        <w:t xml:space="preserve">| 22 | Word / DOCX | ivangdavila | Office Documents | 89.14 | Document Office Command Center | Document Office API |</w:t>
-      </w:r>
-    </w:p>
-    <w:p>
-      <w:r>
-        <w:t xml:space="preserve">| 23 | Excel / XLSX | ivangdavila | Office Documents | 88.6 | Document Office Command Center | Document Office API |</w:t>
-      </w:r>
-    </w:p>
-    <w:p>
-      <w:r>
-        <w:t xml:space="preserve">| 24 | Stock Analysis | udiedrichsen | Finance &amp; Market Data | 88.37 | Market Data Command Center | Market Data API |</w:t>
-      </w:r>
-    </w:p>
-    <w:p>
-      <w:r>
-        <w:t xml:space="preserve">| 25 | Himalaya | lamelas | Productivity &amp; Workspace | 87.72 | Workspace Command Center | Workspace API |</w:t>
-      </w:r>
-    </w:p>
-    <w:p>
-      <w:r>
-        <w:t xml:space="preserve">| 26 | Tavily Search | matthew77 | Search &amp; Research | 87.54 | Multi-Source Search Command Center | Search API |</w:t>
-      </w:r>
-    </w:p>
-    <w:p>
-      <w:r>
-        <w:t xml:space="preserve">| 27 | Playwright MCP | spiceman161 | Browser &amp; Automation | 87.53 | Browser Automation Command Center | Browser Automation API |</w:t>
-      </w:r>
-    </w:p>
-    <w:p>
-      <w:r>
-        <w:t xml:space="preserve">| 28 | Video Frames | steipete | Video &amp; Creator Research | 87.29 | Video Research Command Center | Video Research API |</w:t>
-      </w:r>
-    </w:p>
-    <w:p>
-      <w:r>
-        <w:t xml:space="preserve">| 29 | UI/UX Pro Max | xobi667 | Developer | 87.08 | Developer Command Center | Developer Platform API |</w:t>
-      </w:r>
-    </w:p>
-    <w:p>
-      <w:r>
-        <w:t xml:space="preserve">| 30 | imap-smtp-email | gzlicanyi | Productivity &amp; Workspace | 86.76 | Workspace Command Center | Workspace API |</w:t>
-      </w:r>
-    </w:p>
-    <w:p>
-      <w:r>
-        <w:t xml:space="preserve">| 31 | YouTube Watcher | michaelgathara | Video &amp; Creator Research | 86.75 | YouTube SERP Scout | Video Research API |</w:t>
-      </w:r>
-    </w:p>
-    <w:p>
-      <w:r>
-        <w:t xml:space="preserve">| 32 | Markdown Converter | steipete | Office Documents | 86.72 | Document Office Command Center | Document Office API |</w:t>
-      </w:r>
-    </w:p>
-    <w:p>
-      <w:r>
-        <w:t xml:space="preserve">| 33 | Browser Use | shawnpana | Browser &amp; Automation | 86.37 | Browser Automation Command Center | Browser Automation API |</w:t>
-      </w:r>
-    </w:p>
-    <w:p>
-      <w:r>
-        <w:t xml:space="preserve">| 34 | AdMapix | fly0pants | Finance &amp; Market Data | 86.28 | Market Data Command Center | Market Data API |</w:t>
-      </w:r>
-    </w:p>
-    <w:p>
-      <w:r>
-        <w:t xml:space="preserve">| 35 | Deep Research Pro | parags | Search &amp; Research | 85.5 | Multi-Source Search Command Center | Search API |</w:t>
-      </w:r>
-    </w:p>
-    <w:p>
-      <w:r>
-        <w:t xml:space="preserve">| 36 | Qmd | steipete | Browser &amp; Automation | 85.45 | Browser Automation Command Center | Browser Automation API |</w:t>
-      </w:r>
-    </w:p>
-    <w:p>
-      <w:r>
-        <w:t xml:space="preserve">| 37 | Weather | steipete | Weather &amp; Utility Data | 85.33 | Weather Decision API | Weather / Utility API |</w:t>
-      </w:r>
-    </w:p>
-    <w:p>
-      <w:r>
-        <w:t xml:space="preserve">| 38 | Powerpoint / PPTX | ivangdavila | Office Documents | 85.27 | Document Office Command Center | Document Office API |</w:t>
-      </w:r>
-    </w:p>
-    <w:p>
-      <w:r>
-        <w:t xml:space="preserve">| 39 | Playwright (Automation + MCP + Scraper) | ivangdavila | Browser &amp; Automation | 85.2 | Browser Automation Command Center | Browser Automation API |</w:t>
-      </w:r>
-    </w:p>
-    <w:p>
-      <w:r>
-        <w:t xml:space="preserve">| 40 | n8n workflow automation | kowl64 | Browser &amp; Automation | 84.91 | Browser Automation Command Center | Browser Automation API |</w:t>
-      </w:r>
-    </w:p>
-    <w:p>
-      <w:r>
-        <w:t xml:space="preserve">| 41 | Data Analysis | ivangdavila | Productivity &amp; Workspace | 84.68 | Workspace Command Center | Workspace API |</w:t>
-      </w:r>
-    </w:p>
-    <w:p>
-      <w:r>
-        <w:t xml:space="preserve">| 42 | Spotify Player | steipete | Search &amp; Research | 84.67 | Research Command Center | Search API |</w:t>
-      </w:r>
-    </w:p>
-    <w:p>
-      <w:r>
-        <w:t xml:space="preserve">| 43 | Session-logs | guogang1024 | Search &amp; Research | 84.62 | Research Command Center | Search API |</w:t>
-      </w:r>
-    </w:p>
-    <w:p>
-      <w:r>
-        <w:t xml:space="preserve">| 44 | Caldav Calendar | asleep123 | Productivity &amp; Workspace | 84.51 | Workspace Command Center | Workspace API |</w:t>
-      </w:r>
-    </w:p>
-    <w:p>
-      <w:r>
-        <w:t xml:space="preserve">| 45 | Discord | steipete | Social &amp; Growth | 84.4 | Social Growth Command Center | Social API |</w:t>
-      </w:r>
-    </w:p>
-    <w:p>
-      <w:r>
-        <w:t xml:space="preserve">| 46 | Apple Notes | steipete | Productivity &amp; Workspace | 84.38 | Workspace Command Center | Workspace API |</w:t>
-      </w:r>
-    </w:p>
-    <w:p>
-      <w:r>
-        <w:t xml:space="preserve">| 47 | Xiaohongshu (小红书) Automation | borye | Social &amp; Growth | 84.19 | Browser Automation Command Center | Social API |</w:t>
+        <w:t xml:space="preserve">| 7 | Skill Vetter | spclaudehome | Security &amp; Audit | 92.12 | Security Audit Command Center | Security Audit API |</w:t>
+      </w:r>
+    </w:p>
+    <w:p>
+      <w:r>
+        <w:t xml:space="preserve">| 8 | API Gateway | byungkyu | Developer | 92.12 | Developer Command Center | Developer Platform API |</w:t>
+      </w:r>
+    </w:p>
+    <w:p>
+      <w:r>
+        <w:t xml:space="preserve">| 9 | Nano Pdf | steipete | Office Documents | 91.64 | Document Office Command Center | Document Office API |</w:t>
+      </w:r>
+    </w:p>
+    <w:p>
+      <w:r>
+        <w:t xml:space="preserve">| 10 | Brave Search | steipete | Search &amp; Research | 91.5 | Multi-Source Search Command Center | Search API |</w:t>
+      </w:r>
+    </w:p>
+    <w:p>
+      <w:r>
+        <w:t xml:space="preserve">| 11 | Mcporter | steipete | Browser &amp; Automation | 91.28 | Browser Automation Command Center | Browser Automation API |</w:t>
+      </w:r>
+    </w:p>
+    <w:p>
+      <w:r>
+        <w:t xml:space="preserve">| 12 | Agent Browser | matrixy | Browser &amp; Automation | 91.24 | Browser Automation Command Center | Browser Automation API |</w:t>
+      </w:r>
+    </w:p>
+    <w:p>
+      <w:r>
+        <w:t xml:space="preserve">| 13 | Clawdbot Documentation Expert | nicholasspisak | Search &amp; Research | 91.12 | Research Command Center | Search API |</w:t>
+      </w:r>
+    </w:p>
+    <w:p>
+      <w:r>
+        <w:t xml:space="preserve">| 14 | Model Usage | steipete | Developer | 90.67 | Developer Command Center | Developer Platform API |</w:t>
+      </w:r>
+    </w:p>
+    <w:p>
+      <w:r>
+        <w:t xml:space="preserve">| 15 | Humanizer | biostartechnology | Media Generation | 90.54 | Media Generation Command Center | Media Generation API |</w:t>
+      </w:r>
+    </w:p>
+    <w:p>
+      <w:r>
+        <w:t xml:space="preserve">| 16 | Nano Banana Pro | steipete | Media Generation | 90.54 | Media Generation Command Center | Media Generation API |</w:t>
+      </w:r>
+    </w:p>
+    <w:p>
+      <w:r>
+        <w:t xml:space="preserve">| 17 | Automation Workflows | jk-0001 | Browser &amp; Automation | 90.53 | Browser Automation Command Center | Browser Automation API |</w:t>
+      </w:r>
+    </w:p>
+    <w:p>
+      <w:r>
+        <w:t xml:space="preserve">| 18 | Slack | steipete | Productivity &amp; Workspace | 90.01 | Workspace Command Center | Workspace API |</w:t>
+      </w:r>
+    </w:p>
+    <w:p>
+      <w:r>
+        <w:t xml:space="preserve">| 19 | Skill Creator | chindden | Video &amp; Creator Research | 89.79 | Video Research Command Center | Video Research API |</w:t>
+      </w:r>
+    </w:p>
+    <w:p>
+      <w:r>
+        <w:t xml:space="preserve">| 20 | News Summary | joargp | Search &amp; Research | 89.71 | Multi-Source Search Command Center | Search API |</w:t>
+      </w:r>
+    </w:p>
+    <w:p>
+      <w:r>
+        <w:t xml:space="preserve">| 21 | Desktop Control | matagul | Browser &amp; Automation | 89.41 | Browser Automation Command Center | Browser Automation API |</w:t>
+      </w:r>
+    </w:p>
+    <w:p>
+      <w:r>
+        <w:t xml:space="preserve">| 22 | Word / DOCX | ivangdavila | Office Documents | 89.35 | Document Office Command Center | Document Office API |</w:t>
+      </w:r>
+    </w:p>
+    <w:p>
+      <w:r>
+        <w:t xml:space="preserve">| 23 | Excel / XLSX | ivangdavila | Office Documents | 88.85 | Document Office Command Center | Document Office API |</w:t>
+      </w:r>
+    </w:p>
+    <w:p>
+      <w:r>
+        <w:t xml:space="preserve">| 24 | Stock Analysis | udiedrichsen | Finance &amp; Market Data | 88.41 | Market Data Command Center | Market Data API |</w:t>
+      </w:r>
+    </w:p>
+    <w:p>
+      <w:r>
+        <w:t xml:space="preserve">| 25 | Himalaya | lamelas | Productivity &amp; Workspace | 87.84 | Workspace Command Center | Workspace API |</w:t>
+      </w:r>
+    </w:p>
+    <w:p>
+      <w:r>
+        <w:t xml:space="preserve">| 26 | Tavily Search | matthew77 | Search &amp; Research | 87.71 | Multi-Source Search Command Center | Search API |</w:t>
+      </w:r>
+    </w:p>
+    <w:p>
+      <w:r>
+        <w:t xml:space="preserve">| 27 | Playwright MCP | spiceman161 | Browser &amp; Automation | 87.7 | Browser Automation Command Center | Browser Automation API |</w:t>
+      </w:r>
+    </w:p>
+    <w:p>
+      <w:r>
+        <w:t xml:space="preserve">| 28 | AdMapix | fly0pants | Finance &amp; Market Data | 87.66 | Market Data Command Center | Market Data API |</w:t>
+      </w:r>
+    </w:p>
+    <w:p>
+      <w:r>
+        <w:t xml:space="preserve">| 29 | Video Frames | steipete | Video &amp; Creator Research | 87.42 | Video Research Command Center | Video Research API |</w:t>
+      </w:r>
+    </w:p>
+    <w:p>
+      <w:r>
+        <w:t xml:space="preserve">| 30 | UI/UX Pro Max | xobi667 | Developer | 87.12 | Developer Command Center | Developer Platform API |</w:t>
+      </w:r>
+    </w:p>
+    <w:p>
+      <w:r>
+        <w:t xml:space="preserve">| 31 | imap-smtp-email | gzlicanyi | Productivity &amp; Workspace | 86.97 | Workspace Command Center | Workspace API |</w:t>
+      </w:r>
+    </w:p>
+    <w:p>
+      <w:r>
+        <w:t xml:space="preserve">| 32 | YouTube Watcher | michaelgathara | Video &amp; Creator Research | 86.92 | YouTube SERP Scout | Video Research API |</w:t>
+      </w:r>
+    </w:p>
+    <w:p>
+      <w:r>
+        <w:t xml:space="preserve">| 33 | Markdown Converter | steipete | Office Documents | 86.89 | Document Office Command Center | Document Office API |</w:t>
+      </w:r>
+    </w:p>
+    <w:p>
+      <w:r>
+        <w:t xml:space="preserve">| 34 | Browser Use | shawnpana | Browser &amp; Automation | 86.28 | Browser Automation Command Center | Browser Automation API |</w:t>
+      </w:r>
+    </w:p>
+    <w:p>
+      <w:r>
+        <w:t xml:space="preserve">| 35 | Powerpoint / PPTX | ivangdavila | Office Documents | 85.64 | Document Office Command Center | Document Office API |</w:t>
+      </w:r>
+    </w:p>
+    <w:p>
+      <w:r>
+        <w:t xml:space="preserve">| 36 | Deep Research Pro | parags | Search &amp; Research | 85.58 | Multi-Source Search Command Center | Search API |</w:t>
+      </w:r>
+    </w:p>
+    <w:p>
+      <w:r>
+        <w:t xml:space="preserve">| 37 | Weather | steipete | Weather &amp; Utility Data | 85.45 | Weather Decision API | Weather / Utility API |</w:t>
+      </w:r>
+    </w:p>
+    <w:p>
+      <w:r>
+        <w:t xml:space="preserve">| 38 | Qmd | steipete | Browser &amp; Automation | 85.45 | Browser Automation Command Center | Browser Automation API |</w:t>
+      </w:r>
+    </w:p>
+    <w:p>
+      <w:r>
+        <w:t xml:space="preserve">| 39 | Playwright (Automation + MCP + Scraper) | ivangdavila | Browser &amp; Automation | 85.41 | Browser Automation Command Center | Browser Automation API |</w:t>
+      </w:r>
+    </w:p>
+    <w:p>
+      <w:r>
+        <w:t xml:space="preserve">| 40 | n8n workflow automation | kowl64 | Browser &amp; Automation | 84.95 | Browser Automation Command Center | Browser Automation API |</w:t>
+      </w:r>
+    </w:p>
+    <w:p>
+      <w:r>
+        <w:t xml:space="preserve">| 41 | Session-logs | guogang1024 | Search &amp; Research | 84.79 | Research Command Center | Search API |</w:t>
+      </w:r>
+    </w:p>
+    <w:p>
+      <w:r>
+        <w:t xml:space="preserve">| 42 | Data Analysis | ivangdavila | Productivity &amp; Workspace | 84.76 | Workspace Command Center | Workspace API |</w:t>
+      </w:r>
+    </w:p>
+    <w:p>
+      <w:r>
+        <w:t xml:space="preserve">| 43 | Spotify Player | steipete | Search &amp; Research | 84.67 | Research Command Center | Search API |</w:t>
+      </w:r>
+    </w:p>
+    <w:p>
+      <w:r>
+        <w:t xml:space="preserve">| 44 | Caldav Calendar | asleep123 | Productivity &amp; Workspace | 84.59 | Workspace Command Center | Workspace API |</w:t>
+      </w:r>
+    </w:p>
+    <w:p>
+      <w:r>
+        <w:t xml:space="preserve">| 45 | Apple Notes | steipete | Productivity &amp; Workspace | 84.55 | Workspace Command Center | Workspace API |</w:t>
+      </w:r>
+    </w:p>
+    <w:p>
+      <w:r>
+        <w:t xml:space="preserve">| 46 | Discord | steipete | Social &amp; Growth | 84.48 | Social Growth Command Center | Social API |</w:t>
+      </w:r>
+    </w:p>
+    <w:p>
+      <w:r>
+        <w:t xml:space="preserve">| 47 | Xiaohongshu (小红书) Automation | borye | Social &amp; Growth | 84.28 | Browser Automation Command Center | Social API |</w:t>
       </w:r>
     </w:p>
     <w:p>
@@ -404,72 +404,72 @@
     </w:p>
     <w:p>
       <w:r>
-        <w:t xml:space="preserve">| 49 | Stock Watcher | robin797860 | Finance &amp; Market Data | 83.99 | Market Data Command Center | Market Data API |</w:t>
-      </w:r>
-    </w:p>
-    <w:p>
-      <w:r>
-        <w:t xml:space="preserve">| 50 | Gmail | byungkyu | Productivity &amp; Workspace | 83.68 | Workspace Command Center | Workspace API |</w:t>
-      </w:r>
-    </w:p>
-    <w:p>
-      <w:r>
-        <w:t xml:space="preserve">| 51 | Filesystem Management | gtrusler | Search &amp; Research | 83.42 | Research Command Center | Search API |</w:t>
-      </w:r>
-    </w:p>
-    <w:p>
-      <w:r>
-        <w:t xml:space="preserve">| 52 | Tavily AI Search | bert-builder | Search &amp; Research | 82.96 | Multi-Source Search Command Center | Search API |</w:t>
-      </w:r>
-    </w:p>
-    <w:p>
-      <w:r>
-        <w:t xml:space="preserve">| 53 | Stock Market Pro | kys42 | Finance &amp; Market Data | 82.87 | Market Data Command Center | Market Data API |</w:t>
-      </w:r>
-    </w:p>
-    <w:p>
-      <w:r>
-        <w:t xml:space="preserve">| 54 | Find Skills Skill | fangkelvin | Media Generation | 82.75 | Media Generation Command Center | Media Generation API |</w:t>
-      </w:r>
-    </w:p>
-    <w:p>
-      <w:r>
-        <w:t xml:space="preserve">| 55 | AgentMail | adboio | Productivity &amp; Workspace | 82.72 | Workspace Command Center | Workspace API |</w:t>
-      </w:r>
-    </w:p>
-    <w:p>
-      <w:r>
-        <w:t xml:space="preserve">| 56 | 1password | steipete | Office Documents | 82.35 | Document Office Command Center | Document Office API |</w:t>
-      </w:r>
-    </w:p>
-    <w:p>
-      <w:r>
-        <w:t xml:space="preserve">| 57 | description: 将用户讲稿一键生成乔布斯风极简科技感竖屏HTML演示稿。当用户需要生成PPT、演示文稿、Slides、幻灯片，或要求科技风/极简风/乔布斯风格的演示时触发此技能。输出为单个可直接运行的HTML文件。 | wwlyzzyorg | Office Documents | 82.35 | Document Office Command Center | Document Office API |</w:t>
-      </w:r>
-    </w:p>
-    <w:p>
-      <w:r>
-        <w:t xml:space="preserve">| 58 | Exa Web Search (Free) | whiteknight07 | Search &amp; Research | 82.29 | Multi-Source Search Command Center | Search API |</w:t>
-      </w:r>
-    </w:p>
-    <w:p>
-      <w:r>
-        <w:t xml:space="preserve">| 59 | Pdf | awspace | Office Documents | 82.22 | Document Office Command Center | Document Office API |</w:t>
-      </w:r>
-    </w:p>
-    <w:p>
-      <w:r>
-        <w:t xml:space="preserve">| 60 | Answer Overflow | rhyssullivan | Developer | 82.17 | Developer Command Center | Developer Platform API |</w:t>
-      </w:r>
-    </w:p>
-    <w:p>
-      <w:r>
-        <w:t xml:space="preserve">| 61 | Web Search | billyutw | Search &amp; Research | 82.04 | Multi-Source Search Command Center | Search API |</w:t>
-      </w:r>
-    </w:p>
-    <w:p>
-      <w:r>
-        <w:t xml:space="preserve">| 62 | Polymarket | joelchance | Finance &amp; Market Data | 81.78 | Market Data Command Center | Market Data API |</w:t>
+        <w:t xml:space="preserve">| 49 | Stock Watcher | robin797860 | Finance &amp; Market Data | 83.95 | Market Data Command Center | Market Data API |</w:t>
+      </w:r>
+    </w:p>
+    <w:p>
+      <w:r>
+        <w:t xml:space="preserve">| 50 | Gmail | byungkyu | Productivity &amp; Workspace | 83.72 | Workspace Command Center | Workspace API |</w:t>
+      </w:r>
+    </w:p>
+    <w:p>
+      <w:r>
+        <w:t xml:space="preserve">| 51 | Filesystem Management | gtrusler | Search &amp; Research | 83.46 | Research Command Center | Search API |</w:t>
+      </w:r>
+    </w:p>
+    <w:p>
+      <w:r>
+        <w:t xml:space="preserve">| 52 | Find Skills Skill | fangkelvin | Media Generation | 83.04 | Media Generation Command Center | Media Generation API |</w:t>
+      </w:r>
+    </w:p>
+    <w:p>
+      <w:r>
+        <w:t xml:space="preserve">| 53 | Stock Market Pro | kys42 | Finance &amp; Market Data | 82.91 | Market Data Command Center | Market Data API |</w:t>
+      </w:r>
+    </w:p>
+    <w:p>
+      <w:r>
+        <w:t xml:space="preserve">| 54 | AgentMail | adboio | Productivity &amp; Workspace | 82.84 | Workspace Command Center | Workspace API |</w:t>
+      </w:r>
+    </w:p>
+    <w:p>
+      <w:r>
+        <w:t xml:space="preserve">| 55 | Tavily AI Search | bert-builder | Search &amp; Research | 82.83 | Multi-Source Search Command Center | Search API |</w:t>
+      </w:r>
+    </w:p>
+    <w:p>
+      <w:r>
+        <w:t xml:space="preserve">| 56 | description: 将用户讲稿一键生成乔布斯风极简科技感竖屏HTML演示稿。当用户需要生成PPT、演示文稿、Slides、幻灯片，或要求科技风/极简风/乔布斯风格的演示时触发此技能。输出为单个可直接运行的HTML文件。 | wwlyzzyorg | Office Documents | 82.72 | Document Office Command Center | Document Office API |</w:t>
+      </w:r>
+    </w:p>
+    <w:p>
+      <w:r>
+        <w:t xml:space="preserve">| 57 | 1password | steipete | Office Documents | 82.6 | Document Office Command Center | Document Office API |</w:t>
+      </w:r>
+    </w:p>
+    <w:p>
+      <w:r>
+        <w:t xml:space="preserve">| 58 | Pdf | awspace | Office Documents | 82.47 | Document Office Command Center | Document Office API |</w:t>
+      </w:r>
+    </w:p>
+    <w:p>
+      <w:r>
+        <w:t xml:space="preserve">| 59 | Answer Overflow | rhyssullivan | Developer | 82.38 | Developer Command Center | Developer Platform API |</w:t>
+      </w:r>
+    </w:p>
+    <w:p>
+      <w:r>
+        <w:t xml:space="preserve">| 60 | Exa Web Search (Free) | whiteknight07 | Search &amp; Research | 82.33 | Multi-Source Search Command Center | Search API |</w:t>
+      </w:r>
+    </w:p>
+    <w:p>
+      <w:r>
+        <w:t xml:space="preserve">| 61 | Polymarket | joelchance | Finance &amp; Market Data | 82.24 | Market Data Command Center | Market Data API |</w:t>
+      </w:r>
+    </w:p>
+    <w:p>
+      <w:r>
+        <w:t xml:space="preserve">| 62 | Web Search | billyutw | Search &amp; Research | 82.0 | Multi-Source Search Command Center | Search API |</w:t>
       </w:r>
     </w:p>
     <w:p>
@@ -479,137 +479,137 @@
     </w:p>
     <w:p>
       <w:r>
-        <w:t xml:space="preserve">| 64 | Playwright Scraper Skill | waisimon | Browser &amp; Automation | 81.24 | Browser Automation Command Center | Browser Automation API |</w:t>
-      </w:r>
-    </w:p>
-    <w:p>
-      <w:r>
-        <w:t xml:space="preserve">| 65 | Web Search Plus | robbyczgw-cla | Search &amp; Research | 80.96 | Multi-Source Search Command Center | Search API |</w:t>
-      </w:r>
-    </w:p>
-    <w:p>
-      <w:r>
-        <w:t xml:space="preserve">| 66 | Performs web searches using DuckDuckGo to retrieve real-time information from the internet. Use when the user needs to search for current events, documentation, tutorials, or any information that requires web search capabilities. | 10e9928a | Search &amp; Research | 80.58 | Multi-Source Search Command Center | Search API |</w:t>
-      </w:r>
-    </w:p>
-    <w:p>
-      <w:r>
-        <w:t xml:space="preserve">| 67 | Opencode-controller | karatla | Developer | 80.38 | Developer Command Center | Developer Platform API |</w:t>
-      </w:r>
-    </w:p>
-    <w:p>
-      <w:r>
-        <w:t xml:space="preserve">| 68 | Marketing Mode | thesethrose | Finance &amp; Market Data | 80.28 | Market Data Command Center | Market Data API |</w:t>
-      </w:r>
-    </w:p>
-    <w:p>
-      <w:r>
-        <w:t xml:space="preserve">| 69 | DuckDuckGo Web Search | jakelin | Search &amp; Research | 80.17 | Multi-Source Search Command Center | Search API |</w:t>
-      </w:r>
-    </w:p>
-    <w:p>
-      <w:r>
-        <w:t xml:space="preserve">| 70 | Academic Deep Research | kesslerio | Search &amp; Research | 79.79 | Multi-Source Search Command Center | Search API |</w:t>
-      </w:r>
-    </w:p>
-    <w:p>
-      <w:r>
-        <w:t xml:space="preserve">| 71 | Baidu Wenku AIPPT | ide-rea | Office Documents | 79.72 | Document Office Command Center | Document Office API |</w:t>
-      </w:r>
-    </w:p>
-    <w:p>
-      <w:r>
-        <w:t xml:space="preserve">| 72 | Git Essentials | arnarsson | Developer | 79.54 | Developer Command Center | Developer Platform API |</w:t>
-      </w:r>
-    </w:p>
-    <w:p>
-      <w:r>
-        <w:t xml:space="preserve">| 73 | Code | ivangdavila | Developer | 79.25 | Developer Command Center | Developer Platform API |</w:t>
-      </w:r>
-    </w:p>
-    <w:p>
-      <w:r>
-        <w:t xml:space="preserve">| 74 | Prismfy Web Search | uroboros1205 | Search &amp; Research | 78.96 | Multi-Source Search Command Center | Search API |</w:t>
-      </w:r>
-    </w:p>
-    <w:p>
-      <w:r>
-        <w:t xml:space="preserve">| 75 | Humanizer | brandonwise | Media Generation | 78.83 | Media Generation Command Center | Media Generation API |</w:t>
-      </w:r>
-    </w:p>
-    <w:p>
-      <w:r>
-        <w:t xml:space="preserve">| 76 | Web Search by Exa | theishangoswami | Search &amp; Research | 78.58 | Multi-Source Search Command Center | Search API |</w:t>
-      </w:r>
-    </w:p>
-    <w:p>
-      <w:r>
-        <w:t xml:space="preserve">| 77 | Baidu AI Map（百度地图官方AI SKills） | lbs-bmap | Search &amp; Research | 78.5 | Research Command Center | Search API |</w:t>
-      </w:r>
-    </w:p>
-    <w:p>
-      <w:r>
-        <w:t xml:space="preserve">| 78 | YouTube | byungkyu | Video &amp; Creator Research | 78.0 | YouTube SERP Scout | Video Research API |</w:t>
-      </w:r>
-    </w:p>
-    <w:p>
-      <w:r>
-        <w:t xml:space="preserve">| 79 | Intelligent Stocks Screener | financial-ai-analyst | Finance &amp; Market Data | 77.91 | Market Data Command Center | Market Data API |</w:t>
-      </w:r>
-    </w:p>
-    <w:p>
-      <w:r>
-        <w:t xml:space="preserve">| 80 | Market Research | ivangdavila | Finance &amp; Market Data | 77.78 | Market Data Command Center | Market Data API |</w:t>
-      </w:r>
-    </w:p>
-    <w:p>
-      <w:r>
-        <w:t xml:space="preserve">| 81 | Shop | shopify | Search &amp; Research | 77.75 | Research Command Center | Search API |</w:t>
-      </w:r>
-    </w:p>
-    <w:p>
-      <w:r>
-        <w:t xml:space="preserve">| 82 | Openai Image Gen | steipete | Media Generation | 77.54 | Image &amp; Video Command Center | Media Generation API |</w:t>
-      </w:r>
-    </w:p>
-    <w:p>
-      <w:r>
-        <w:t xml:space="preserve">| 83 | Gifgrep | steipete | Productivity &amp; Workspace | 77.47 | Workspace Command Center | Workspace API |</w:t>
-      </w:r>
-    </w:p>
-    <w:p>
-      <w:r>
-        <w:t xml:space="preserve">| 84 | Firecrawl Search | ashwingupy | Search &amp; Research | 77.29 | Multi-Source Search Command Center | Search API |</w:t>
-      </w:r>
-    </w:p>
-    <w:p>
-      <w:r>
-        <w:t xml:space="preserve">| 85 | MoltGuard - Security &amp; Antivirus &amp; Guardrails | thomas-security | Security &amp; Audit | 77.28 | Security Audit Command Center | Security Audit API |</w:t>
-      </w:r>
-    </w:p>
-    <w:p>
-      <w:r>
-        <w:t xml:space="preserve">| 86 | Docker Essentials | arnarsson | Media Generation | 76.83 | Media Generation Command Center | Media Generation API |</w:t>
-      </w:r>
-    </w:p>
-    <w:p>
-      <w:r>
-        <w:t xml:space="preserve">| 87 | X Search | jaaneek | Search &amp; Research | 76.75 | Multi-Source Search Command Center | Search API |</w:t>
-      </w:r>
-    </w:p>
-    <w:p>
-      <w:r>
-        <w:t xml:space="preserve">| 88 | Frontend Design | michaelmonetized | Developer | 76.46 | Developer Command Center | Developer Platform API |</w:t>
-      </w:r>
-    </w:p>
-    <w:p>
-      <w:r>
-        <w:t xml:space="preserve">| 89 | EcomSeer | fly0pants | Finance &amp; Market Data | 76.41 | Market Data Command Center | Market Data API |</w:t>
-      </w:r>
-    </w:p>
-    <w:p>
-      <w:r>
-        <w:t xml:space="preserve">| 90 | Oracle | steipete | Browser &amp; Automation | 76.28 | Browser Automation Command Center | Browser Automation API |</w:t>
+        <w:t xml:space="preserve">| 64 | Playwright Scraper Skill | waisimon | Browser &amp; Automation | 81.28 | Browser Automation Command Center | Browser Automation API |</w:t>
+      </w:r>
+    </w:p>
+    <w:p>
+      <w:r>
+        <w:t xml:space="preserve">| 65 | Web Search Plus | robbyczgw-cla | Search &amp; Research | 81.08 | Multi-Source Search Command Center | Search API |</w:t>
+      </w:r>
+    </w:p>
+    <w:p>
+      <w:r>
+        <w:t xml:space="preserve">| 66 | Performs web searches using DuckDuckGo to retrieve real-time information from the internet. Use when the user needs to search for current events, documentation, tutorials, or any information that requires web search capabilities. | 10e9928a | Search &amp; Research | 80.5 | Multi-Source Search Command Center | Search API |</w:t>
+      </w:r>
+    </w:p>
+    <w:p>
+      <w:r>
+        <w:t xml:space="preserve">| 67 | Marketing Mode | thesethrose | Finance &amp; Market Data | 80.45 | Market Data Command Center | Market Data API |</w:t>
+      </w:r>
+    </w:p>
+    <w:p>
+      <w:r>
+        <w:t xml:space="preserve">| 68 | Opencode-controller | karatla | Developer | 80.33 | Developer Command Center | Developer Platform API |</w:t>
+      </w:r>
+    </w:p>
+    <w:p>
+      <w:r>
+        <w:t xml:space="preserve">| 69 | DuckDuckGo Web Search | jakelin | Search &amp; Research | 80.25 | Multi-Source Search Command Center | Search API |</w:t>
+      </w:r>
+    </w:p>
+    <w:p>
+      <w:r>
+        <w:t xml:space="preserve">| 70 | Academic Deep Research | kesslerio | Search &amp; Research | 79.96 | Multi-Source Search Command Center | Search API |</w:t>
+      </w:r>
+    </w:p>
+    <w:p>
+      <w:r>
+        <w:t xml:space="preserve">| 71 | Code | ivangdavila | Developer | 79.75 | Developer Command Center | Developer Platform API |</w:t>
+      </w:r>
+    </w:p>
+    <w:p>
+      <w:r>
+        <w:t xml:space="preserve">| 72 | Baidu Wenku AIPPT | ide-rea | Office Documents | 79.6 | Document Office Command Center | Document Office API |</w:t>
+      </w:r>
+    </w:p>
+    <w:p>
+      <w:r>
+        <w:t xml:space="preserve">| 73 | Git Essentials | arnarsson | Developer | 79.46 | Developer Command Center | Developer Platform API |</w:t>
+      </w:r>
+    </w:p>
+    <w:p>
+      <w:r>
+        <w:t xml:space="preserve">| 74 | Humanizer | brandonwise | Media Generation | 79.25 | Media Generation Command Center | Media Generation API |</w:t>
+      </w:r>
+    </w:p>
+    <w:p>
+      <w:r>
+        <w:t xml:space="preserve">| 75 | Prismfy Web Search | uroboros1205 | Search &amp; Research | 78.96 | Multi-Source Search Command Center | Search API |</w:t>
+      </w:r>
+    </w:p>
+    <w:p>
+      <w:r>
+        <w:t xml:space="preserve">| 76 | Baidu AI Map（百度地图官方AI SKills） | lbs-bmap | Search &amp; Research | 78.79 | Research Command Center | Search API |</w:t>
+      </w:r>
+    </w:p>
+    <w:p>
+      <w:r>
+        <w:t xml:space="preserve">| 77 | Web Search by Exa | theishangoswami | Search &amp; Research | 78.54 | Multi-Source Search Command Center | Search API |</w:t>
+      </w:r>
+    </w:p>
+    <w:p>
+      <w:r>
+        <w:t xml:space="preserve">| 78 | Market Research | ivangdavila | Finance &amp; Market Data | 78.2 | Market Data Command Center | Market Data API |</w:t>
+      </w:r>
+    </w:p>
+    <w:p>
+      <w:r>
+        <w:t xml:space="preserve">| 79 | YouTube | byungkyu | Video &amp; Creator Research | 78.0 | YouTube SERP Scout | Video Research API |</w:t>
+      </w:r>
+    </w:p>
+    <w:p>
+      <w:r>
+        <w:t xml:space="preserve">| 80 | Intelligent Stocks Screener | financial-ai-analyst | Finance &amp; Market Data | 77.91 | Market Data Command Center | Market Data API |</w:t>
+      </w:r>
+    </w:p>
+    <w:p>
+      <w:r>
+        <w:t xml:space="preserve">| 81 | Openai Image Gen | steipete | Media Generation | 77.88 | Image &amp; Video Command Center | Media Generation API |</w:t>
+      </w:r>
+    </w:p>
+    <w:p>
+      <w:r>
+        <w:t xml:space="preserve">| 82 | Shop | shopify | Search &amp; Research | 77.75 | Research Command Center | Search API |</w:t>
+      </w:r>
+    </w:p>
+    <w:p>
+      <w:r>
+        <w:t xml:space="preserve">| 83 | Gifgrep | steipete | Productivity &amp; Workspace | 77.51 | Workspace Command Center | Workspace API |</w:t>
+      </w:r>
+    </w:p>
+    <w:p>
+      <w:r>
+        <w:t xml:space="preserve">| 84 | Firecrawl Search | ashwingupy | Search &amp; Research | 77.46 | Multi-Source Search Command Center | Search API |</w:t>
+      </w:r>
+    </w:p>
+    <w:p>
+      <w:r>
+        <w:t xml:space="preserve">| 85 | Frontend Design | michaelmonetized | Developer | 77.25 | Developer Command Center | Developer Platform API |</w:t>
+      </w:r>
+    </w:p>
+    <w:p>
+      <w:r>
+        <w:t xml:space="preserve">| 86 | MoltGuard - Security &amp; Antivirus &amp; Guardrails | thomas-security | Security &amp; Audit | 77.24 | Security Audit Command Center | Security Audit API |</w:t>
+      </w:r>
+    </w:p>
+    <w:p>
+      <w:r>
+        <w:t xml:space="preserve">| 87 | Docker Essentials | arnarsson | Media Generation | 76.88 | Media Generation Command Center | Media Generation API |</w:t>
+      </w:r>
+    </w:p>
+    <w:p>
+      <w:r>
+        <w:t xml:space="preserve">| 88 | X Search | jaaneek | Search &amp; Research | 76.83 | Multi-Source Search Command Center | Search API |</w:t>
+      </w:r>
+    </w:p>
+    <w:p>
+      <w:r>
+        <w:t xml:space="preserve">| 89 | EcomSeer | fly0pants | Finance &amp; Market Data | 76.33 | Market Data Command Center | Market Data API |</w:t>
+      </w:r>
+    </w:p>
+    <w:p>
+      <w:r>
+        <w:t xml:space="preserve">| 90 | Oracle | steipete | Browser &amp; Automation | 76.24 | Browser Automation Command Center | Browser Automation API |</w:t>
       </w:r>
     </w:p>
     <w:p>
@@ -619,47 +619,47 @@
     </w:p>
     <w:p>
       <w:r>
-        <w:t xml:space="preserve">| 92 | Local Places | steipete | Search &amp; Research | 76.12 | Research Command Center | Search API |</w:t>
-      </w:r>
-    </w:p>
-    <w:p>
-      <w:r>
-        <w:t xml:space="preserve">| 93 | Things Mac | steipete | Productivity &amp; Workspace | 76.05 | Workspace Command Center | Workspace API |</w:t>
-      </w:r>
-    </w:p>
-    <w:p>
-      <w:r>
-        <w:t xml:space="preserve">| 94 | Filesystem | amaofx | Search &amp; Research | 75.92 | Research Command Center | Search API |</w:t>
-      </w:r>
-    </w:p>
-    <w:p>
-      <w:r>
-        <w:t xml:space="preserve">| 95 | Bear Notes | steipete | Productivity &amp; Workspace | 75.88 | Workspace Command Center | Workspace API |</w:t>
-      </w:r>
-    </w:p>
-    <w:p>
-      <w:r>
-        <w:t xml:space="preserve">| 96 | All-Market Financial Data Hub | financial-ai-analyst | Finance &amp; Market Data | 75.87 | Market Data Command Center | Market Data API |</w:t>
-      </w:r>
-    </w:p>
-    <w:p>
-      <w:r>
-        <w:t xml:space="preserve">| 97 | Home Assistant | iahmadzain | Browser &amp; Automation | 75.62 | Browser Automation Command Center | Browser Automation API |</w:t>
-      </w:r>
-    </w:p>
-    <w:p>
-      <w:r>
-        <w:t xml:space="preserve">| 98 | Financial Search Engine | financial-ai-analyst | Search &amp; Research | 75.5 | Multi-Source Search Command Center | Search API |</w:t>
-      </w:r>
-    </w:p>
-    <w:p>
-      <w:r>
-        <w:t xml:space="preserve">| 99 | tushare-finance | stanleychanh | Finance &amp; Market Data | 75.33 | Market Data Command Center | Market Data API |</w:t>
-      </w:r>
-    </w:p>
-    <w:p>
-      <w:r>
-        <w:t xml:space="preserve">| 100 | Calendar | ndcccccc | Productivity &amp; Workspace | 75.3 | Workspace Command Center | Workspace API |</w:t>
+        <w:t xml:space="preserve">| 92 | Local Places | steipete | Search &amp; Research | 76.17 | Research Command Center | Search API |</w:t>
+      </w:r>
+    </w:p>
+    <w:p>
+      <w:r>
+        <w:t xml:space="preserve">| 93 | Things Mac | steipete | Productivity &amp; Workspace | 76.09 | Workspace Command Center | Workspace API |</w:t>
+      </w:r>
+    </w:p>
+    <w:p>
+      <w:r>
+        <w:t xml:space="preserve">| 94 | Home Assistant | iahmadzain | Browser &amp; Automation | 76.03 | Browser Automation Command Center | Browser Automation API |</w:t>
+      </w:r>
+    </w:p>
+    <w:p>
+      <w:r>
+        <w:t xml:space="preserve">| 95 | Filesystem | amaofx | Search &amp; Research | 75.96 | Research Command Center | Search API |</w:t>
+      </w:r>
+    </w:p>
+    <w:p>
+      <w:r>
+        <w:t xml:space="preserve">| 96 | All-Market Financial Data Hub | financial-ai-analyst | Finance &amp; Market Data | 75.91 | Market Data Command Center | Market Data API |</w:t>
+      </w:r>
+    </w:p>
+    <w:p>
+      <w:r>
+        <w:t xml:space="preserve">| 97 | Bear Notes | steipete | Productivity &amp; Workspace | 75.88 | Workspace Command Center | Workspace API |</w:t>
+      </w:r>
+    </w:p>
+    <w:p>
+      <w:r>
+        <w:t xml:space="preserve">| 98 | China Stock Analysis | paulshe | Finance &amp; Market Data | 75.87 | Market Data Command Center | Market Data API |</w:t>
+      </w:r>
+    </w:p>
+    <w:p>
+      <w:r>
+        <w:t xml:space="preserve">| 99 | Security Auditor | jgarrison929 | Security &amp; Audit | 75.7 | Security Audit Command Center | Security Audit API |</w:t>
+      </w:r>
+    </w:p>
+    <w:p>
+      <w:r>
+        <w:t xml:space="preserve">| 100 | Calendar | ndcccccc | Productivity &amp; Workspace | 75.59 | Workspace Command Center | Workspace API |</w:t>
       </w:r>
     </w:p>
     <w:p>
@@ -684,7 +684,7 @@
     </w:p>
     <w:p>
       <w:r>
-        <w:t xml:space="preserve">- 热度表现：appearances 3，downloads 160565，stars 522，installs 4031。</w:t>
+        <w:t xml:space="preserve">- 热度表现：appearances 3，downloads 163764，stars 535，installs 4077。</w:t>
       </w:r>
     </w:p>
     <w:p>
@@ -734,7 +734,7 @@
     </w:p>
     <w:p>
       <w:r>
-        <w:t xml:space="preserve">- 热度表现：appearances 3，downloads 123109，stars 572，installs 1802。</w:t>
+        <w:t xml:space="preserve">- 热度表现：appearances 3，downloads 127456，stars 602，installs 1840。</w:t>
       </w:r>
     </w:p>
     <w:p>
@@ -784,7 +784,7 @@
     </w:p>
     <w:p>
       <w:r>
-        <w:t xml:space="preserve">- 热度表现：appearances 3，downloads 158561，stars 841，installs 3323。</w:t>
+        <w:t xml:space="preserve">- 热度表现：appearances 3，downloads 161529，stars 849，installs 3352。</w:t>
       </w:r>
     </w:p>
     <w:p>
@@ -834,7 +834,7 @@
     </w:p>
     <w:p>
       <w:r>
-        <w:t xml:space="preserve">- 热度表现：appearances 3，downloads 83755，stars 218，installs 1203。</w:t>
+        <w:t xml:space="preserve">- 热度表现：appearances 3，downloads 85966，stars 228，installs 1228。</w:t>
       </w:r>
     </w:p>
     <w:p>
@@ -884,7 +884,7 @@
     </w:p>
     <w:p>
       <w:r>
-        <w:t xml:space="preserve">- 热度表现：appearances 3，downloads 78020，stars 231，installs 2201。</w:t>
+        <w:t xml:space="preserve">- 热度表现：appearances 3，downloads 79306，stars 235，installs 2224。</w:t>
       </w:r>
     </w:p>
     <w:p>
@@ -934,7 +934,7 @@
     </w:p>
     <w:p>
       <w:r>
-        <w:t xml:space="preserve">- 热度表现：appearances 3，downloads 79929，stars 204，installs 829。</w:t>
+        <w:t xml:space="preserve">- 热度表现：appearances 3，downloads 80997，stars 204，installs 843。</w:t>
       </w:r>
     </w:p>
     <w:p>
@@ -984,7 +984,7 @@
     </w:p>
     <w:p>
       <w:r>
-        <w:t xml:space="preserve">- 热度表现：appearances 3，downloads 213898，stars 922，installs 4002。</w:t>
+        <w:t xml:space="preserve">- 热度表现：appearances 3，downloads 219735，stars 960，installs 4073。</w:t>
       </w:r>
     </w:p>
     <w:p>
@@ -1034,7 +1034,7 @@
     </w:p>
     <w:p>
       <w:r>
-        <w:t xml:space="preserve">- 热度表现：appearances 3，downloads 69901，stars 350，installs 504。</w:t>
+        <w:t xml:space="preserve">- 热度表现：appearances 3，downloads 71151，stars 358，installs 515。</w:t>
       </w:r>
     </w:p>
     <w:p>
@@ -1084,7 +1084,7 @@
     </w:p>
     <w:p>
       <w:r>
-        <w:t xml:space="preserve">- 热度表现：appearances 3，downloads 92831，stars 222，installs 2355。</w:t>
+        <w:t xml:space="preserve">- 热度表现：appearances 3，downloads 94785，stars 227，installs 2385。</w:t>
       </w:r>
     </w:p>
     <w:p>
@@ -1134,7 +1134,7 @@
     </w:p>
     <w:p>
       <w:r>
-        <w:t xml:space="preserve">- 热度表现：appearances 3，downloads 51135，stars 175，installs 702。</w:t>
+        <w:t xml:space="preserve">- 热度表现：appearances 3，downloads 51853，stars 175，installs 707。</w:t>
       </w:r>
     </w:p>
     <w:p>
@@ -1179,12 +1179,112 @@
     </w:p>
     <w:p>
       <w:r>
+        <w:t xml:space="preserve">### Mcporter | @steipete</w:t>
+      </w:r>
+    </w:p>
+    <w:p>
+      <w:r>
+        <w:t xml:space="preserve">- 热度表现：appearances 3，downloads 58228，stars 177，installs 1857。</w:t>
+      </w:r>
+    </w:p>
+    <w:p>
+      <w:r>
+        <w:t xml:space="preserve">- 适合转 AISA 的原因：自动化价值高，适合高阶付费和团队套餐。</w:t>
+      </w:r>
+    </w:p>
+    <w:p>
+      <w:r>
+        <w:t xml:space="preserve">- 目标标题：Browser Automation Command Center</w:t>
+      </w:r>
+    </w:p>
+    <w:p>
+      <w:r>
+        <w:t xml:space="preserve">- 目标 JTBD：让复杂网页操作变成可重复执行的自动化能力。</w:t>
+      </w:r>
+    </w:p>
+    <w:p>
+      <w:r>
+        <w:t xml:space="preserve">- 改造动作：</w:t>
+      </w:r>
+    </w:p>
+    <w:p>
+      <w:r>
+        <w:t xml:space="preserve">  - 先定义最清晰的自动化任务，不要笼统叫 automation。</w:t>
+      </w:r>
+    </w:p>
+    <w:p>
+      <w:r>
+        <w:t xml:space="preserve">  - 用 command center 包 + 单任务包组合发布。</w:t>
+      </w:r>
+    </w:p>
+    <w:p>
+      <w:r>
+        <w:t xml:space="preserve">  - 准备企业和高级用户场景，承接更高客单价。</w:t>
+      </w:r>
+    </w:p>
+    <w:p>
+      <w:r>
+        <w:t xml:space="preserve"> </w:t>
+      </w:r>
+    </w:p>
+    <w:p>
+      <w:r>
+        <w:t xml:space="preserve">### Agent Browser | @matrixy</w:t>
+      </w:r>
+    </w:p>
+    <w:p>
+      <w:r>
+        <w:t xml:space="preserve">- 热度表现：appearances 3，downloads 96677，stars 350，installs 652。</w:t>
+      </w:r>
+    </w:p>
+    <w:p>
+      <w:r>
+        <w:t xml:space="preserve">- 适合转 AISA 的原因：自动化价值高，适合高阶付费和团队套餐。</w:t>
+      </w:r>
+    </w:p>
+    <w:p>
+      <w:r>
+        <w:t xml:space="preserve">- 目标标题：Browser Automation Command Center</w:t>
+      </w:r>
+    </w:p>
+    <w:p>
+      <w:r>
+        <w:t xml:space="preserve">- 目标 JTBD：让复杂网页操作变成可重复执行的自动化能力。</w:t>
+      </w:r>
+    </w:p>
+    <w:p>
+      <w:r>
+        <w:t xml:space="preserve">- 改造动作：</w:t>
+      </w:r>
+    </w:p>
+    <w:p>
+      <w:r>
+        <w:t xml:space="preserve">  - 先定义最清晰的自动化任务，不要笼统叫 automation。</w:t>
+      </w:r>
+    </w:p>
+    <w:p>
+      <w:r>
+        <w:t xml:space="preserve">  - 用 command center 包 + 单任务包组合发布。</w:t>
+      </w:r>
+    </w:p>
+    <w:p>
+      <w:r>
+        <w:t xml:space="preserve">  - 准备企业和高级用户场景，承接更高客单价。</w:t>
+      </w:r>
+    </w:p>
+    <w:p>
+      <w:r>
+        <w:t xml:space="preserve"> </w:t>
+      </w:r>
+    </w:p>
+    <w:p>
+      <w:r>
         <w:t xml:space="preserve">### Clawdbot Documentation Expert | @nicholasspisak</w:t>
       </w:r>
     </w:p>
     <w:p>
       <w:r>
-        <w:t xml:space="preserve">- 热度表现：appearances 3，downloads 36201，stars 282，installs 524。</w:t>
+        <w:t xml:space="preserve">- 热度表现：appearances 3，downloads 36621，stars 286，installs 534。</w:t>
       </w:r>
     </w:p>
     <w:p>
@@ -1229,12 +1329,162 @@
     </w:p>
     <w:p>
       <w:r>
-        <w:t xml:space="preserve">### Mcporter | @steipete</w:t>
-      </w:r>
-    </w:p>
-    <w:p>
-      <w:r>
-        <w:t xml:space="preserve">- 热度表现：appearances 3，downloads 57101，stars 174，installs 1834。</w:t>
+        <w:t xml:space="preserve">### Model Usage | @steipete</w:t>
+      </w:r>
+    </w:p>
+    <w:p>
+      <w:r>
+        <w:t xml:space="preserve">- 热度表现：appearances 3，downloads 33067，stars 105，installs 1482。</w:t>
+      </w:r>
+    </w:p>
+    <w:p>
+      <w:r>
+        <w:t xml:space="preserve">- 适合转 AISA 的原因：开发者工作流、高频、留存强，适合做 command center 和垂直开发工具矩阵。</w:t>
+      </w:r>
+    </w:p>
+    <w:p>
+      <w:r>
+        <w:t xml:space="preserve">- 目标标题：Developer Command Center</w:t>
+      </w:r>
+    </w:p>
+    <w:p>
+      <w:r>
+        <w:t xml:space="preserve">- 目标 JTBD：让开发者在一条工作流里完成仓库研究、代码决策、Issue/PR 处理或开发协作。</w:t>
+      </w:r>
+    </w:p>
+    <w:p>
+      <w:r>
+        <w:t xml:space="preserve">- 改造动作：</w:t>
+      </w:r>
+    </w:p>
+    <w:p>
+      <w:r>
+        <w:t xml:space="preserve">  - 先把 skill 名字改成开发者会搜索的平台词或任务词。</w:t>
+      </w:r>
+    </w:p>
+    <w:p>
+      <w:r>
+        <w:t xml:space="preserve">  - 旗舰包做 command center，再拆 repo research / PR review / issue triage 变体。</w:t>
+      </w:r>
+    </w:p>
+    <w:p>
+      <w:r>
+        <w:t xml:space="preserve">  - 用示例仓库和真实输出样板强化首轮成功率。</w:t>
+      </w:r>
+    </w:p>
+    <w:p>
+      <w:r>
+        <w:t xml:space="preserve"> </w:t>
+      </w:r>
+    </w:p>
+    <w:p>
+      <w:r>
+        <w:t xml:space="preserve">### Humanizer | @biostartechnology</w:t>
+      </w:r>
+    </w:p>
+    <w:p>
+      <w:r>
+        <w:t xml:space="preserve">- 热度表现：appearances 3，downloads 95552，stars 563，installs 1279。</w:t>
+      </w:r>
+    </w:p>
+    <w:p>
+      <w:r>
+        <w:t xml:space="preserve">- 适合转 AISA 的原因：展示强、传播强、按量收费自然。</w:t>
+      </w:r>
+    </w:p>
+    <w:p>
+      <w:r>
+        <w:t xml:space="preserve">- 目标标题：Media Generation Command Center</w:t>
+      </w:r>
+    </w:p>
+    <w:p>
+      <w:r>
+        <w:t xml:space="preserve">- 目标 JTBD：让用户用可展示、可复用的媒体生成入口快速出结果。</w:t>
+      </w:r>
+    </w:p>
+    <w:p>
+      <w:r>
+        <w:t xml:space="preserve">- 改造动作：</w:t>
+      </w:r>
+    </w:p>
+    <w:p>
+      <w:r>
+        <w:t xml:space="preserve">  - 把模型能力改写成用户目标，而不是模型名堆叠。</w:t>
+      </w:r>
+    </w:p>
+    <w:p>
+      <w:r>
+        <w:t xml:space="preserve">  - 拆出图片、视频、风格、商品图等多入口变体。</w:t>
+      </w:r>
+    </w:p>
+    <w:p>
+      <w:r>
+        <w:t xml:space="preserve">  - 通过结果展示强化传播和收藏。</w:t>
+      </w:r>
+    </w:p>
+    <w:p>
+      <w:r>
+        <w:t xml:space="preserve"> </w:t>
+      </w:r>
+    </w:p>
+    <w:p>
+      <w:r>
+        <w:t xml:space="preserve">### Nano Banana Pro | @steipete</w:t>
+      </w:r>
+    </w:p>
+    <w:p>
+      <w:r>
+        <w:t xml:space="preserve">- 热度表现：appearances 3，downloads 90000，stars 353，installs 1732。</w:t>
+      </w:r>
+    </w:p>
+    <w:p>
+      <w:r>
+        <w:t xml:space="preserve">- 适合转 AISA 的原因：展示强、传播强、按量收费自然。</w:t>
+      </w:r>
+    </w:p>
+    <w:p>
+      <w:r>
+        <w:t xml:space="preserve">- 目标标题：Media Generation Command Center</w:t>
+      </w:r>
+    </w:p>
+    <w:p>
+      <w:r>
+        <w:t xml:space="preserve">- 目标 JTBD：让用户用可展示、可复用的媒体生成入口快速出结果。</w:t>
+      </w:r>
+    </w:p>
+    <w:p>
+      <w:r>
+        <w:t xml:space="preserve">- 改造动作：</w:t>
+      </w:r>
+    </w:p>
+    <w:p>
+      <w:r>
+        <w:t xml:space="preserve">  - 把模型能力改写成用户目标，而不是模型名堆叠。</w:t>
+      </w:r>
+    </w:p>
+    <w:p>
+      <w:r>
+        <w:t xml:space="preserve">  - 拆出图片、视频、风格、商品图等多入口变体。</w:t>
+      </w:r>
+    </w:p>
+    <w:p>
+      <w:r>
+        <w:t xml:space="preserve">  - 通过结果展示强化传播和收藏。</w:t>
+      </w:r>
+    </w:p>
+    <w:p>
+      <w:r>
+        <w:t xml:space="preserve"> </w:t>
+      </w:r>
+    </w:p>
+    <w:p>
+      <w:r>
+        <w:t xml:space="preserve">### Automation Workflows | @jk-0001</w:t>
+      </w:r>
+    </w:p>
+    <w:p>
+      <w:r>
+        <w:t xml:space="preserve">- 热度表现：appearances 3，downloads 68487，stars 267，installs 978。</w:t>
       </w:r>
     </w:p>
     <w:p>
@@ -1279,262 +1529,12 @@
     </w:p>
     <w:p>
       <w:r>
-        <w:t xml:space="preserve">### Agent Browser | @matrixy</w:t>
-      </w:r>
-    </w:p>
-    <w:p>
-      <w:r>
-        <w:t xml:space="preserve">- 热度表现：appearances 3，downloads 92280，stars 334，installs 632。</w:t>
-      </w:r>
-    </w:p>
-    <w:p>
-      <w:r>
-        <w:t xml:space="preserve">- 适合转 AISA 的原因：自动化价值高，适合高阶付费和团队套餐。</w:t>
-      </w:r>
-    </w:p>
-    <w:p>
-      <w:r>
-        <w:t xml:space="preserve">- 目标标题：Browser Automation Command Center</w:t>
-      </w:r>
-    </w:p>
-    <w:p>
-      <w:r>
-        <w:t xml:space="preserve">- 目标 JTBD：让复杂网页操作变成可重复执行的自动化能力。</w:t>
-      </w:r>
-    </w:p>
-    <w:p>
-      <w:r>
-        <w:t xml:space="preserve">- 改造动作：</w:t>
-      </w:r>
-    </w:p>
-    <w:p>
-      <w:r>
-        <w:t xml:space="preserve">  - 先定义最清晰的自动化任务，不要笼统叫 automation。</w:t>
-      </w:r>
-    </w:p>
-    <w:p>
-      <w:r>
-        <w:t xml:space="preserve">  - 用 command center 包 + 单任务包组合发布。</w:t>
-      </w:r>
-    </w:p>
-    <w:p>
-      <w:r>
-        <w:t xml:space="preserve">  - 准备企业和高级用户场景，承接更高客单价。</w:t>
-      </w:r>
-    </w:p>
-    <w:p>
-      <w:r>
-        <w:t xml:space="preserve"> </w:t>
-      </w:r>
-    </w:p>
-    <w:p>
-      <w:r>
-        <w:t xml:space="preserve">### Model Usage | @steipete</w:t>
-      </w:r>
-    </w:p>
-    <w:p>
-      <w:r>
-        <w:t xml:space="preserve">- 热度表现：appearances 3，downloads 32565，stars 101，installs 1468。</w:t>
-      </w:r>
-    </w:p>
-    <w:p>
-      <w:r>
-        <w:t xml:space="preserve">- 适合转 AISA 的原因：开发者工作流、高频、留存强，适合做 command center 和垂直开发工具矩阵。</w:t>
-      </w:r>
-    </w:p>
-    <w:p>
-      <w:r>
-        <w:t xml:space="preserve">- 目标标题：Developer Command Center</w:t>
-      </w:r>
-    </w:p>
-    <w:p>
-      <w:r>
-        <w:t xml:space="preserve">- 目标 JTBD：让开发者在一条工作流里完成仓库研究、代码决策、Issue/PR 处理或开发协作。</w:t>
-      </w:r>
-    </w:p>
-    <w:p>
-      <w:r>
-        <w:t xml:space="preserve">- 改造动作：</w:t>
-      </w:r>
-    </w:p>
-    <w:p>
-      <w:r>
-        <w:t xml:space="preserve">  - 先把 skill 名字改成开发者会搜索的平台词或任务词。</w:t>
-      </w:r>
-    </w:p>
-    <w:p>
-      <w:r>
-        <w:t xml:space="preserve">  - 旗舰包做 command center，再拆 repo research / PR review / issue triage 变体。</w:t>
-      </w:r>
-    </w:p>
-    <w:p>
-      <w:r>
-        <w:t xml:space="preserve">  - 用示例仓库和真实输出样板强化首轮成功率。</w:t>
-      </w:r>
-    </w:p>
-    <w:p>
-      <w:r>
-        <w:t xml:space="preserve"> </w:t>
-      </w:r>
-    </w:p>
-    <w:p>
-      <w:r>
-        <w:t xml:space="preserve">### Nano Banana Pro | @steipete</w:t>
-      </w:r>
-    </w:p>
-    <w:p>
-      <w:r>
-        <w:t xml:space="preserve">- 热度表现：appearances 3，downloads 88193，stars 348，installs 1720。</w:t>
-      </w:r>
-    </w:p>
-    <w:p>
-      <w:r>
-        <w:t xml:space="preserve">- 适合转 AISA 的原因：展示强、传播强、按量收费自然。</w:t>
-      </w:r>
-    </w:p>
-    <w:p>
-      <w:r>
-        <w:t xml:space="preserve">- 目标标题：Media Generation Command Center</w:t>
-      </w:r>
-    </w:p>
-    <w:p>
-      <w:r>
-        <w:t xml:space="preserve">- 目标 JTBD：让用户用可展示、可复用的媒体生成入口快速出结果。</w:t>
-      </w:r>
-    </w:p>
-    <w:p>
-      <w:r>
-        <w:t xml:space="preserve">- 改造动作：</w:t>
-      </w:r>
-    </w:p>
-    <w:p>
-      <w:r>
-        <w:t xml:space="preserve">  - 把模型能力改写成用户目标，而不是模型名堆叠。</w:t>
-      </w:r>
-    </w:p>
-    <w:p>
-      <w:r>
-        <w:t xml:space="preserve">  - 拆出图片、视频、风格、商品图等多入口变体。</w:t>
-      </w:r>
-    </w:p>
-    <w:p>
-      <w:r>
-        <w:t xml:space="preserve">  - 通过结果展示强化传播和收藏。</w:t>
-      </w:r>
-    </w:p>
-    <w:p>
-      <w:r>
-        <w:t xml:space="preserve"> </w:t>
-      </w:r>
-    </w:p>
-    <w:p>
-      <w:r>
-        <w:t xml:space="preserve">### Humanizer | @biostartechnology</w:t>
-      </w:r>
-    </w:p>
-    <w:p>
-      <w:r>
-        <w:t xml:space="preserve">- 热度表现：appearances 3，downloads 92931，stars 544，installs 1259。</w:t>
-      </w:r>
-    </w:p>
-    <w:p>
-      <w:r>
-        <w:t xml:space="preserve">- 适合转 AISA 的原因：展示强、传播强、按量收费自然。</w:t>
-      </w:r>
-    </w:p>
-    <w:p>
-      <w:r>
-        <w:t xml:space="preserve">- 目标标题：Media Generation Command Center</w:t>
-      </w:r>
-    </w:p>
-    <w:p>
-      <w:r>
-        <w:t xml:space="preserve">- 目标 JTBD：让用户用可展示、可复用的媒体生成入口快速出结果。</w:t>
-      </w:r>
-    </w:p>
-    <w:p>
-      <w:r>
-        <w:t xml:space="preserve">- 改造动作：</w:t>
-      </w:r>
-    </w:p>
-    <w:p>
-      <w:r>
-        <w:t xml:space="preserve">  - 把模型能力改写成用户目标，而不是模型名堆叠。</w:t>
-      </w:r>
-    </w:p>
-    <w:p>
-      <w:r>
-        <w:t xml:space="preserve">  - 拆出图片、视频、风格、商品图等多入口变体。</w:t>
-      </w:r>
-    </w:p>
-    <w:p>
-      <w:r>
-        <w:t xml:space="preserve">  - 通过结果展示强化传播和收藏。</w:t>
-      </w:r>
-    </w:p>
-    <w:p>
-      <w:r>
-        <w:t xml:space="preserve"> </w:t>
-      </w:r>
-    </w:p>
-    <w:p>
-      <w:r>
-        <w:t xml:space="preserve">### Automation Workflows | @jk-0001</w:t>
-      </w:r>
-    </w:p>
-    <w:p>
-      <w:r>
-        <w:t xml:space="preserve">- 热度表现：appearances 3，downloads 66850，stars 263，installs 960。</w:t>
-      </w:r>
-    </w:p>
-    <w:p>
-      <w:r>
-        <w:t xml:space="preserve">- 适合转 AISA 的原因：自动化价值高，适合高阶付费和团队套餐。</w:t>
-      </w:r>
-    </w:p>
-    <w:p>
-      <w:r>
-        <w:t xml:space="preserve">- 目标标题：Browser Automation Command Center</w:t>
-      </w:r>
-    </w:p>
-    <w:p>
-      <w:r>
-        <w:t xml:space="preserve">- 目标 JTBD：让复杂网页操作变成可重复执行的自动化能力。</w:t>
-      </w:r>
-    </w:p>
-    <w:p>
-      <w:r>
-        <w:t xml:space="preserve">- 改造动作：</w:t>
-      </w:r>
-    </w:p>
-    <w:p>
-      <w:r>
-        <w:t xml:space="preserve">  - 先定义最清晰的自动化任务，不要笼统叫 automation。</w:t>
-      </w:r>
-    </w:p>
-    <w:p>
-      <w:r>
-        <w:t xml:space="preserve">  - 用 command center 包 + 单任务包组合发布。</w:t>
-      </w:r>
-    </w:p>
-    <w:p>
-      <w:r>
-        <w:t xml:space="preserve">  - 准备企业和高级用户场景，承接更高客单价。</w:t>
-      </w:r>
-    </w:p>
-    <w:p>
-      <w:r>
-        <w:t xml:space="preserve"> </w:t>
-      </w:r>
-    </w:p>
-    <w:p>
-      <w:r>
         <w:t xml:space="preserve">### Slack | @steipete</w:t>
       </w:r>
     </w:p>
     <w:p>
       <w:r>
-        <w:t xml:space="preserve">- 热度表现：appearances 3，downloads 39515，stars 118，installs 1319。</w:t>
+        <w:t xml:space="preserve">- 热度表现：appearances 3，downloads 40233，stars 124，installs 1333。</w:t>
       </w:r>
     </w:p>
     <w:p>
@@ -1584,7 +1584,7 @@
     </w:p>
     <w:p>
       <w:r>
-        <w:t xml:space="preserve">- 热度表现：appearances 3，downloads 72416，stars 249，installs 2190。</w:t>
+        <w:t xml:space="preserve">- 热度表现：appearances 3，downloads 74142，stars 255，installs 2223。</w:t>
       </w:r>
     </w:p>
     <w:p>
@@ -1634,7 +1634,7 @@
     </w:p>
     <w:p>
       <w:r>
-        <w:t xml:space="preserve">- 热度表现：appearances 3，downloads 37255，stars 116，installs 472。</w:t>
+        <w:t xml:space="preserve">- 热度表现：appearances 3，downloads 38056，stars 120，installs 482。</w:t>
       </w:r>
     </w:p>
     <w:p>
